--- a/examples/пример-курсовой_оформлено.docx
+++ b/examples/пример-курсовой_оформлено.docx
@@ -522,6 +522,7 @@
       <w:tblPr>
         <w:tblStyle w:val="TableGrid"/>
         <w:tblW w:type="auto" w:w="0"/>
+        <w:tblInd w:w="0" w:type="dxa"/>
         <w:tblLook w:firstColumn="1" w:firstRow="1" w:lastColumn="0" w:lastRow="0" w:noHBand="0" w:noVBand="1" w:val="04A0"/>
       </w:tblPr>
       <w:tblGrid>
@@ -740,6 +741,8 @@
     </w:p>
     <w:p>
       <w:pPr>
+        <w:spacing w:before="0" w:after="0" w:line="240" w:lineRule="auto"/>
+        <w:ind w:firstLine="0" w:left="0" w:right="0"/>
         <w:jc w:val="center"/>
       </w:pPr>
       <w:r>
